--- a/SRS Document Team 2.docx
+++ b/SRS Document Team 2.docx
@@ -100,7 +100,6 @@
         <w:jc w:val="center"/>
         <w:rPr>
           <w:rFonts w:ascii="Times New Roman" w:hAnsi="Times New Roman" w:cs="Times New Roman"/>
-          <w:bCs/>
         </w:rPr>
       </w:pPr>
       <w:r>
@@ -146,6 +145,29 @@
         </w:rPr>
         <w:fldChar w:fldCharType="end"/>
       </w:r>
+    </w:p>
+    <w:p>
+      <w:pPr>
+        <w:pStyle w:val="Title"/>
+        <w:spacing w:line="360" w:lineRule="auto"/>
+        <w:jc w:val="center"/>
+        <w:rPr>
+          <w:rFonts w:ascii="Times New Roman" w:hAnsi="Times New Roman" w:cs="Times New Roman"/>
+          <w:bCs/>
+          <w:sz w:val="36"/>
+          <w:szCs w:val="36"/>
+        </w:rPr>
+      </w:pPr>
+      <w:proofErr w:type="spellStart"/>
+      <w:r>
+        <w:rPr>
+          <w:rFonts w:ascii="Times New Roman" w:hAnsi="Times New Roman" w:cs="Times New Roman"/>
+          <w:sz w:val="36"/>
+          <w:szCs w:val="36"/>
+        </w:rPr>
+        <w:t>FreshFriends</w:t>
+      </w:r>
+      <w:proofErr w:type="spellEnd"/>
     </w:p>
     <w:p>
       <w:pPr>
@@ -163,39 +185,7 @@
           <w:sz w:val="36"/>
           <w:szCs w:val="36"/>
         </w:rPr>
-        <w:t>Smart Household Food Management System</w:t>
-      </w:r>
-      <w:r>
-        <w:rPr>
-          <w:b/>
-          <w:sz w:val="36"/>
-          <w:szCs w:val="36"/>
-        </w:rPr>
-        <w:t xml:space="preserve"> </w:t>
-      </w:r>
-      <w:r>
-        <w:rPr>
-          <w:b/>
-          <w:sz w:val="36"/>
-          <w:szCs w:val="36"/>
-        </w:rPr>
-        <w:t>(</w:t>
-      </w:r>
-      <w:r>
-        <w:rPr>
-          <w:b/>
-          <w:sz w:val="36"/>
-          <w:szCs w:val="36"/>
-        </w:rPr>
-        <w:t>SHFMS</w:t>
-      </w:r>
-      <w:r>
-        <w:rPr>
-          <w:b/>
-          <w:sz w:val="36"/>
-          <w:szCs w:val="36"/>
-        </w:rPr>
-        <w:t>)</w:t>
+        <w:t xml:space="preserve">Smart Household Food Management System </w:t>
       </w:r>
     </w:p>
     <w:p>
@@ -335,6 +325,7 @@
           <w:sz w:val="28"/>
           <w:szCs w:val="28"/>
         </w:rPr>
+        <w:lastRenderedPageBreak/>
         <w:t xml:space="preserve">– </w:t>
       </w:r>
       <w:r>
@@ -414,7 +405,6 @@
       <w:bookmarkStart w:id="3" w:name="_Toc134475437"/>
       <w:bookmarkStart w:id="4" w:name="_Toc143617337"/>
       <w:r>
-        <w:lastRenderedPageBreak/>
         <w:t>Record of Changes</w:t>
       </w:r>
       <w:bookmarkEnd w:id="0"/>
@@ -23094,7 +23084,7 @@
       </w:pBdr>
     </w:pPr>
     <w:r>
-      <w:t>SHFMS</w:t>
+      <w:t>FreshFriends</w:t>
     </w:r>
     <w:r>
       <w:t>-SRS_v1.0</w:t>
